--- a/klagomål/A 8565-2026 FSC-klagomål.docx
+++ b/klagomål/A 8565-2026 FSC-klagomål.docx
@@ -783,7 +783,7 @@
     <w:r>
       <w:tab/>
       <w:tab/>
-      <w:t>2026-03-01</w:t>
+      <w:t>2026-03-02</w:t>
       <w:br/>
       <w:br/>
     </w:r>

--- a/klagomål/A 8565-2026 FSC-klagomål.docx
+++ b/klagomål/A 8565-2026 FSC-klagomål.docx
@@ -191,7 +191,7 @@
     </w:p>
     <w:p>
       <w:r>
-        <w:t>I avverkningsanmälan har följande 4 naturvårdsarter hittats: rynkskinn (VU), garnlav (NT), Leptoporus mollis (NT) och ullticka (NT). Av dessa är 4 rödlistade. För rödlistade arter har rödlistekategorin angivits inom parentes.</w:t>
+        <w:t>I avverkningsanmälan har följande 4 naturvårdsarter hittats: rynkskinn (VU), garnlav (NT), kötticka (NT) och ullticka (NT). Av dessa är 4 rödlistade. För rödlistade arter har rödlistekategorin angivits inom parentes.</w:t>
       </w:r>
     </w:p>
     <w:p>
@@ -206,7 +206,7 @@
       <w:r>
         <w:drawing>
           <wp:inline xmlns:a="http://schemas.openxmlformats.org/drawingml/2006/main" xmlns:pic="http://schemas.openxmlformats.org/drawingml/2006/picture">
-            <wp:extent cx="5486400" cy="4704518"/>
+            <wp:extent cx="5486400" cy="4749044"/>
             <wp:docPr id="1" name="Picture 1"/>
             <wp:cNvGraphicFramePr>
               <a:graphicFrameLocks noChangeAspect="1"/>
@@ -227,7 +227,7 @@
                   <pic:spPr>
                     <a:xfrm>
                       <a:off x="0" y="0"/>
-                      <a:ext cx="5486400" cy="4704518"/>
+                      <a:ext cx="5486400" cy="4749044"/>
                     </a:xfrm>
                     <a:prstGeom prst="rect"/>
                   </pic:spPr>
@@ -269,7 +269,7 @@
         <w:rPr>
           <w:i/>
         </w:rPr>
-        <w:t xml:space="preserve"> 9070 Trädklädd betesmark </w:t>
+        <w:t xml:space="preserve"> 9070 Trädklädd betesmark</w:t>
       </w:r>
       <w:r>
         <w:t xml:space="preserve"> (SLU Artdatabanken, 2024).</w:t>
@@ -279,15 +279,8 @@
       <w:r>
         <w:rPr>
           <w:b/>
-          <w:i/>
         </w:rPr>
-        <w:t xml:space="preserve">Leptoporus mollis </w:t>
-      </w:r>
-      <w:r>
-        <w:rPr>
-          <w:b/>
-        </w:rPr>
-        <w:t>(NT)</w:t>
+        <w:t>Kötticka (NT)</w:t>
       </w:r>
       <w:r>
         <w:t xml:space="preserve"> är granens kötticka och har klassificerats som ”gammelskogsindikator”, då den förekommer med ett tydligt optimum i äldre barrskogar, främst fuktiga granskogar. Den har högst signalvärde söder om den naturliga norrlandsgränsen </w:t>
@@ -783,7 +776,7 @@
     <w:r>
       <w:tab/>
       <w:tab/>
-      <w:t>2026-03-02</w:t>
+      <w:t>2026-03-03</w:t>
       <w:br/>
       <w:br/>
     </w:r>

--- a/klagomål/A 8565-2026 FSC-klagomål.docx
+++ b/klagomål/A 8565-2026 FSC-klagomål.docx
@@ -776,7 +776,7 @@
     <w:r>
       <w:tab/>
       <w:tab/>
-      <w:t>2026-03-03</w:t>
+      <w:t>2026-03-04</w:t>
       <w:br/>
       <w:br/>
     </w:r>

--- a/klagomål/A 8565-2026 FSC-klagomål.docx
+++ b/klagomål/A 8565-2026 FSC-klagomål.docx
@@ -776,7 +776,7 @@
     <w:r>
       <w:tab/>
       <w:tab/>
-      <w:t>2026-03-04</w:t>
+      <w:t>2026-03-05</w:t>
       <w:br/>
       <w:br/>
     </w:r>

--- a/klagomål/A 8565-2026 FSC-klagomål.docx
+++ b/klagomål/A 8565-2026 FSC-klagomål.docx
@@ -776,7 +776,7 @@
     <w:r>
       <w:tab/>
       <w:tab/>
-      <w:t>2026-03-05</w:t>
+      <w:t>2026-03-06</w:t>
       <w:br/>
       <w:br/>
     </w:r>

--- a/klagomål/A 8565-2026 FSC-klagomål.docx
+++ b/klagomål/A 8565-2026 FSC-klagomål.docx
@@ -776,7 +776,7 @@
     <w:r>
       <w:tab/>
       <w:tab/>
-      <w:t>2026-03-06</w:t>
+      <w:t>2026-03-07</w:t>
       <w:br/>
       <w:br/>
     </w:r>

--- a/klagomål/A 8565-2026 FSC-klagomål.docx
+++ b/klagomål/A 8565-2026 FSC-klagomål.docx
@@ -776,7 +776,7 @@
     <w:r>
       <w:tab/>
       <w:tab/>
-      <w:t>2026-03-13</w:t>
+      <w:t>2026-03-16</w:t>
       <w:br/>
       <w:br/>
     </w:r>

--- a/klagomål/A 8565-2026 FSC-klagomål.docx
+++ b/klagomål/A 8565-2026 FSC-klagomål.docx
@@ -776,7 +776,7 @@
     <w:r>
       <w:tab/>
       <w:tab/>
-      <w:t>2026-03-16</w:t>
+      <w:t>2026-03-17</w:t>
       <w:br/>
       <w:br/>
     </w:r>

--- a/klagomål/A 8565-2026 FSC-klagomål.docx
+++ b/klagomål/A 8565-2026 FSC-klagomål.docx
@@ -776,7 +776,7 @@
     <w:r>
       <w:tab/>
       <w:tab/>
-      <w:t>2026-03-17</w:t>
+      <w:t>2026-03-18</w:t>
       <w:br/>
       <w:br/>
     </w:r>

--- a/klagomål/A 8565-2026 FSC-klagomål.docx
+++ b/klagomål/A 8565-2026 FSC-klagomål.docx
@@ -776,7 +776,7 @@
     <w:r>
       <w:tab/>
       <w:tab/>
-      <w:t>2026-03-18</w:t>
+      <w:t>2026-03-19</w:t>
       <w:br/>
       <w:br/>
     </w:r>

--- a/klagomål/A 8565-2026 FSC-klagomål.docx
+++ b/klagomål/A 8565-2026 FSC-klagomål.docx
@@ -776,7 +776,7 @@
     <w:r>
       <w:tab/>
       <w:tab/>
-      <w:t>2026-03-19</w:t>
+      <w:t>2026-03-20</w:t>
       <w:br/>
       <w:br/>
     </w:r>

--- a/klagomål/A 8565-2026 FSC-klagomål.docx
+++ b/klagomål/A 8565-2026 FSC-klagomål.docx
@@ -776,7 +776,7 @@
     <w:r>
       <w:tab/>
       <w:tab/>
-      <w:t>2026-03-20</w:t>
+      <w:t>2026-03-21</w:t>
       <w:br/>
       <w:br/>
     </w:r>

--- a/klagomål/A 8565-2026 FSC-klagomål.docx
+++ b/klagomål/A 8565-2026 FSC-klagomål.docx
@@ -776,7 +776,7 @@
     <w:r>
       <w:tab/>
       <w:tab/>
-      <w:t>2026-03-21</w:t>
+      <w:t>2026-03-22</w:t>
       <w:br/>
       <w:br/>
     </w:r>

--- a/klagomål/A 8565-2026 FSC-klagomål.docx
+++ b/klagomål/A 8565-2026 FSC-klagomål.docx
@@ -776,7 +776,7 @@
     <w:r>
       <w:tab/>
       <w:tab/>
-      <w:t>2026-03-22</w:t>
+      <w:t>2026-03-23</w:t>
       <w:br/>
       <w:br/>
     </w:r>

--- a/klagomål/A 8565-2026 FSC-klagomål.docx
+++ b/klagomål/A 8565-2026 FSC-klagomål.docx
@@ -776,7 +776,7 @@
     <w:r>
       <w:tab/>
       <w:tab/>
-      <w:t>2026-03-23</w:t>
+      <w:t>2026-03-24</w:t>
       <w:br/>
       <w:br/>
     </w:r>

--- a/klagomål/A 8565-2026 FSC-klagomål.docx
+++ b/klagomål/A 8565-2026 FSC-klagomål.docx
@@ -776,7 +776,7 @@
     <w:r>
       <w:tab/>
       <w:tab/>
-      <w:t>2026-03-24</w:t>
+      <w:t>2026-03-25</w:t>
       <w:br/>
       <w:br/>
     </w:r>

--- a/klagomål/A 8565-2026 FSC-klagomål.docx
+++ b/klagomål/A 8565-2026 FSC-klagomål.docx
@@ -776,7 +776,7 @@
     <w:r>
       <w:tab/>
       <w:tab/>
-      <w:t>2026-03-25</w:t>
+      <w:t>2026-03-26</w:t>
       <w:br/>
       <w:br/>
     </w:r>

--- a/klagomål/A 8565-2026 FSC-klagomål.docx
+++ b/klagomål/A 8565-2026 FSC-klagomål.docx
@@ -776,7 +776,7 @@
     <w:r>
       <w:tab/>
       <w:tab/>
-      <w:t>2026-03-26</w:t>
+      <w:t>2026-03-27</w:t>
       <w:br/>
       <w:br/>
     </w:r>

--- a/klagomål/A 8565-2026 FSC-klagomål.docx
+++ b/klagomål/A 8565-2026 FSC-klagomål.docx
@@ -776,7 +776,7 @@
     <w:r>
       <w:tab/>
       <w:tab/>
-      <w:t>2026-03-27</w:t>
+      <w:t>2026-03-28</w:t>
       <w:br/>
       <w:br/>
     </w:r>

--- a/klagomål/A 8565-2026 FSC-klagomål.docx
+++ b/klagomål/A 8565-2026 FSC-klagomål.docx
@@ -776,7 +776,7 @@
     <w:r>
       <w:tab/>
       <w:tab/>
-      <w:t>2026-03-28</w:t>
+      <w:t>2026-03-29</w:t>
       <w:br/>
       <w:br/>
     </w:r>

--- a/klagomål/A 8565-2026 FSC-klagomål.docx
+++ b/klagomål/A 8565-2026 FSC-klagomål.docx
@@ -776,7 +776,7 @@
     <w:r>
       <w:tab/>
       <w:tab/>
-      <w:t>2026-03-29</w:t>
+      <w:t>2026-03-30</w:t>
       <w:br/>
       <w:br/>
     </w:r>

--- a/klagomål/A 8565-2026 FSC-klagomål.docx
+++ b/klagomål/A 8565-2026 FSC-klagomål.docx
@@ -776,7 +776,7 @@
     <w:r>
       <w:tab/>
       <w:tab/>
-      <w:t>2026-03-30</w:t>
+      <w:t>2026-03-31</w:t>
       <w:br/>
       <w:br/>
     </w:r>

--- a/klagomål/A 8565-2026 FSC-klagomål.docx
+++ b/klagomål/A 8565-2026 FSC-klagomål.docx
@@ -776,7 +776,7 @@
     <w:r>
       <w:tab/>
       <w:tab/>
-      <w:t>2026-03-31</w:t>
+      <w:t>2026-04-01</w:t>
       <w:br/>
       <w:br/>
     </w:r>

--- a/klagomål/A 8565-2026 FSC-klagomål.docx
+++ b/klagomål/A 8565-2026 FSC-klagomål.docx
@@ -776,7 +776,7 @@
     <w:r>
       <w:tab/>
       <w:tab/>
-      <w:t>2026-04-01</w:t>
+      <w:t>2026-04-02</w:t>
       <w:br/>
       <w:br/>
     </w:r>

--- a/klagomål/A 8565-2026 FSC-klagomål.docx
+++ b/klagomål/A 8565-2026 FSC-klagomål.docx
@@ -776,7 +776,7 @@
     <w:r>
       <w:tab/>
       <w:tab/>
-      <w:t>2026-04-02</w:t>
+      <w:t>2026-04-03</w:t>
       <w:br/>
       <w:br/>
     </w:r>

--- a/klagomål/A 8565-2026 FSC-klagomål.docx
+++ b/klagomål/A 8565-2026 FSC-klagomål.docx
@@ -776,7 +776,7 @@
     <w:r>
       <w:tab/>
       <w:tab/>
-      <w:t>2026-04-03</w:t>
+      <w:t>2026-04-04</w:t>
       <w:br/>
       <w:br/>
     </w:r>

--- a/klagomål/A 8565-2026 FSC-klagomål.docx
+++ b/klagomål/A 8565-2026 FSC-klagomål.docx
@@ -776,7 +776,7 @@
     <w:r>
       <w:tab/>
       <w:tab/>
-      <w:t>2026-04-04</w:t>
+      <w:t>2026-04-05</w:t>
       <w:br/>
       <w:br/>
     </w:r>

--- a/klagomål/A 8565-2026 FSC-klagomål.docx
+++ b/klagomål/A 8565-2026 FSC-klagomål.docx
@@ -776,7 +776,7 @@
     <w:r>
       <w:tab/>
       <w:tab/>
-      <w:t>2026-04-05</w:t>
+      <w:t>2026-04-06</w:t>
       <w:br/>
       <w:br/>
     </w:r>
